--- a/Application/Documentation/00_Getting_Started.docx
+++ b/Application/Documentation/00_Getting_Started.docx
@@ -426,7 +426,7 @@
           <w:color w:val="1B1B1B"/>
           <w:sz w:val="22"/>
         </w:rPr>
-        <w:t>Forensic Reports — select a database, choose the reports you want (they are grouped by theme and selected by default), and generate a set of HTML reports. Hovering over any report shows a brief description of what it covers.</w:t>
+        <w:t>Forensic Reports — select a database, choose the reports you want (they are grouped by theme and selected by default), and generate a set of HTML reports. Hovering over any report shows a brief description of what it covers. The visual overlay report can also be generated on its own, without selecting any of the standard reports.</w:t>
       </w:r>
     </w:p>
     <w:p>

--- a/Application/Documentation/00_Getting_Started.docx
+++ b/Application/Documentation/00_Getting_Started.docx
@@ -296,7 +296,7 @@
           <w:color w:val="1B1B1B"/>
           <w:sz w:val="22"/>
         </w:rPr>
-        <w:t>If you only need a fast overview of a large set of documents rather than a full examination, enable Triage mode, which writes a summary Excel spreadsheet instead of running the complete analysis.</w:t>
+        <w:t>If you only need a fast overview of a large set of documents rather than a full examination, enable Triage mode, which writes a summary Excel spreadsheet instead of running the complete analysis. The triage spreadsheet has a pdf-triage overview sheet and a pdf-metadata sheet; when a document contains incremental updates, each prior version’s metadata is included as its own row, labelled in a Source column (“Current” or “Prior v1”, “Prior v2”, and so on), so the metadata of earlier saved versions can be compared against the current one without running a full analysis.</w:t>
       </w:r>
     </w:p>
     <w:tbl>

--- a/Application/Documentation/00_Getting_Started.docx
+++ b/Application/Documentation/00_Getting_Started.docx
@@ -70,6 +70,20 @@
           <w:sz w:val="20"/>
         </w:rPr>
         <w:t>Released under the Apache License, Version 2.0</w:t>
+      </w:r>
+    </w:p>
+    <w:p>
+      <w:pPr>
+        <w:spacing w:after="280" w:before="0"/>
+      </w:pPr>
+      <w:r>
+        <w:rPr>
+          <w:rFonts w:ascii="Arial" w:hAnsi="Arial"/>
+          <w:b w:val="0"/>
+          <w:color w:val="5A5A5A"/>
+          <w:sz w:val="20"/>
+        </w:rPr>
+        <w:t>Document Date: October 6, 2026 · Build 2026-10-06</w:t>
       </w:r>
     </w:p>
     <w:p>

--- a/Application/Documentation/00_Getting_Started.docx
+++ b/Application/Documentation/00_Getting_Started.docx
@@ -83,7 +83,7 @@
           <w:color w:val="5A5A5A"/>
           <w:sz w:val="20"/>
         </w:rPr>
-        <w:t>Document Date: October 6, 2026 · Build 2026-10-06</w:t>
+        <w:t>Document Date: October 9, 2026 · Applies to PDF Forensics Suite v1.0.0, build 2026-10-09</w:t>
       </w:r>
     </w:p>
     <w:p>
@@ -216,6 +216,20 @@
     </w:p>
     <w:p>
       <w:pPr>
+        <w:spacing w:after="80" w:before="80"/>
+      </w:pPr>
+      <w:r>
+        <w:rPr>
+          <w:rFonts w:ascii="Arial" w:cs="Arial" w:eastAsia="Arial" w:hAnsi="Arial"/>
+          <w:color w:val="000000"/>
+          <w:sz w:val="22"/>
+          <w:szCs w:val="22"/>
+        </w:rPr>
+        <w:t xml:space="preserve">Your acknowledgement is saved in your Windows user profile, in a settings file named .pdf_forensics_config.json in your user folder, together with the date and time, your Windows user name, the computer, and which version of the disclaimer you acknowledged. The disclaimer therefore appears once for each user account on a computer, not at every launch, and is shown again only if its wording changes. Every session log records the acknowledgement on file. The full disclaimer remains available at any time under Help → About.</w:t>
+      </w:r>
+    </w:p>
+    <w:p>
+      <w:pPr>
         <w:spacing w:after="160"/>
       </w:pPr>
       <w:r>
@@ -258,7 +272,35 @@
           <w:color w:val="1B1B1B"/>
           <w:sz w:val="22"/>
         </w:rPr>
-        <w:t>Add the PDFs to examine. Use “Add files” to choose individual PDFs, or “Add folder” to add every PDF in a folder (you will be asked whether to include subfolders).</w:t>
+        <w:t>Add the PDFs to examine. Use “Add files” to choose individual PDFs, “Add folder” to add every PDF in a folder (you will be asked whether to include subfolders), or “From list” to add the PDFs named in a text file.</w:t>
+      </w:r>
+    </w:p>
+    <w:p>
+      <w:pPr>
+        <w:spacing w:after="80" w:before="80"/>
+      </w:pPr>
+      <w:r>
+        <w:rPr>
+          <w:rFonts w:ascii="Arial" w:cs="Arial" w:eastAsia="Arial" w:hAnsi="Arial"/>
+          <w:color w:val="000000"/>
+          <w:sz w:val="22"/>
+          <w:szCs w:val="22"/>
+        </w:rPr>
+        <w:t xml:space="preserve">“From list” reads a plain text file with one full path per line, for example: G:\Cases\2026-WCAR\PDF Analysis\[010.1] Nordea signed USD bank details.pdf. Paths may be wrapped in quotation marks (as File Explorer’s “Copy as path” produces), and a line copied from several spreadsheet cells is fine: the cell holding an existing file is used. The file can be saved in any common text encoding, so paths with accented characters are read correctly. Blank lines and lines starting with # are ignored, and a file listed twice is added once. Any path that cannot be found is shown by name when the list is loaded and recorded in the session log, together with the list file’s name and MD5, so the selection that went into the analysis can be reproduced.</w:t>
+      </w:r>
+    </w:p>
+    <w:p>
+      <w:pPr>
+        <w:spacing w:after="80" w:before="80"/>
+      </w:pPr>
+      <w:r>
+        <w:rPr>
+          <w:rFonts w:ascii="Arial" w:cs="Arial" w:eastAsia="Arial" w:hAnsi="Arial"/>
+          <w:color w:val="000000"/>
+          <w:sz w:val="22"/>
+          <w:szCs w:val="22"/>
+        </w:rPr>
+        <w:t xml:space="preserve">This is the usual way to work through a large volume of PDFs selectively. Run Triage on everything first, review the triage spreadsheet, and copy the Path column for the documents that warrant full analysis into a text file (Notepad is fine). Then load that file with “From list” and run the analysis. Copy the Path column rather than the Filename column, because the list needs the full path to each file. Prior-version rows in the triage spreadsheet carry their parent document’s path, so copying them as well does no harm: the duplicates are ignored.</w:t>
       </w:r>
     </w:p>
     <w:p>
@@ -289,6 +331,20 @@
     </w:p>
     <w:p>
       <w:pPr>
+        <w:spacing w:after="80" w:before="80"/>
+      </w:pPr>
+      <w:r>
+        <w:rPr>
+          <w:rFonts w:ascii="Arial" w:cs="Arial" w:eastAsia="Arial" w:hAnsi="Arial"/>
+          <w:color w:val="000000"/>
+          <w:sz w:val="22"/>
+          <w:szCs w:val="22"/>
+        </w:rPr>
+        <w:t xml:space="preserve">“Skip PDFs already in the database” compares each file’s content (its MD5 hash), not its name, so it also catches identical copies within the same batch, for example the same bank letter filed under several exhibit numbers. Only the first copy is analysed. Each later copy is listed in the log as an identical copy of the file it matches, counted under Copies, and recorded in the database, so no submitted file goes unaccounted for. The Duplicate Submissions report lists them.</w:t>
+      </w:r>
+    </w:p>
+    <w:p>
+      <w:pPr>
         <w:pStyle w:val="ListNumber"/>
       </w:pPr>
       <w:r>
@@ -298,6 +354,20 @@
           <w:sz w:val="22"/>
         </w:rPr>
         <w:t>Click Run analysis. Progress is shown by a progress bar and a status line indicating which file (and page) is being processed, alongside the scrolling processing log.</w:t>
+      </w:r>
+    </w:p>
+    <w:p>
+      <w:pPr>
+        <w:spacing w:after="80" w:before="80"/>
+      </w:pPr>
+      <w:r>
+        <w:rPr>
+          <w:rFonts w:ascii="Arial" w:cs="Arial" w:eastAsia="Arial" w:hAnsi="Arial"/>
+          <w:color w:val="000000"/>
+          <w:sz w:val="22"/>
+          <w:szCs w:val="22"/>
+        </w:rPr>
+        <w:t xml:space="preserve">When the run finishes, a summary accounts for every file you submitted, for example: “12 submitted: 6 analysed, 6 skipped as identical copies of files already analysed, 0 failed; plus 4 prior versions extracted and analysed.” The counters above the log show the same figures (Processed, Failed, Copies, Images), and the summary is written to the session log. If a file fails, the reason is shown in the log.</w:t>
       </w:r>
     </w:p>
     <w:p>
@@ -432,6 +502,20 @@
     </w:p>
     <w:p>
       <w:pPr>
+        <w:spacing w:after="80" w:before="80"/>
+      </w:pPr>
+      <w:r>
+        <w:rPr>
+          <w:rFonts w:ascii="Arial" w:cs="Arial" w:eastAsia="Arial" w:hAnsi="Arial"/>
+          <w:color w:val="000000"/>
+          <w:sz w:val="22"/>
+          <w:szCs w:val="22"/>
+        </w:rPr>
+        <w:t xml:space="preserve">Start with the case index: the file named after your case and ending in _index.html, in the main results folder. It links to every report, graph, spreadsheet, extracted image, prior version and log for the case, shows how each submitted file was handled, and is updated automatically after every analysis, triage, report or graph run. Browsers cannot open Excel files directly, so for spreadsheets the index offers Copy path: paste the path into Win+R or the File Explorer address bar and press Enter.</w:t>
+      </w:r>
+    </w:p>
+    <w:p>
+      <w:pPr>
         <w:pStyle w:val="ListBullet"/>
       </w:pPr>
       <w:r>
@@ -440,7 +524,7 @@
           <w:color w:val="1B1B1B"/>
           <w:sz w:val="22"/>
         </w:rPr>
-        <w:t>Forensic Reports — select a database, choose the reports you want (they are grouped by theme and selected by default), and generate a set of HTML reports. Hovering over any report shows a brief description of what it covers. The visual overlay report can also be generated on its own, without selecting any of the standard reports.</w:t>
+        <w:t>Forensic Reports — select a database, choose the reports you want (they are grouped by theme and selected by default), and generate a set of HTML reports. Hovering over any report shows a brief description of what it covers. The visual overlay report can also be generated on its own, without selecting any of the standard reports. It shows each page with its overlays as layers you can switch on and off, so you can see the document as received, the original underneath, and every step in between. Each report run also writes a Document Risk Overview spreadsheet listing every document with its risk score.</w:t>
       </w:r>
     </w:p>
     <w:p>
@@ -513,7 +597,7 @@
           <w:color w:val="1B1B1B"/>
           <w:sz w:val="22"/>
         </w:rPr>
-        <w:t>triage — quickly scan PDFs into an Excel summary spreadsheet.</w:t>
+        <w:t>triage — quickly scan PDFs into an Excel summary spreadsheet. Both analyze and triage accept -l (or --pdf-list) followed by a text file of paths in the same format as “From list”.</w:t>
       </w:r>
     </w:p>
     <w:p>

--- a/Application/Documentation/00_Getting_Started.docx
+++ b/Application/Documentation/00_Getting_Started.docx
@@ -286,7 +286,7 @@
           <w:sz w:val="22"/>
           <w:szCs w:val="22"/>
         </w:rPr>
-        <w:t xml:space="preserve">“From list” reads a plain text file with one full path per line, for example: G:\Cases\2026-WCAR\PDF Analysis\[010.1] Nordea signed USD bank details.pdf. Paths may be wrapped in quotation marks (as File Explorer’s “Copy as path” produces), and a line copied from several spreadsheet cells is fine: the cell holding an existing file is used. The file can be saved in any common text encoding, so paths with accented characters are read correctly. Blank lines and lines starting with # are ignored, and a file listed twice is added once. Any path that cannot be found is shown by name when the list is loaded and recorded in the session log, together with the list file’s name and MD5, so the selection that went into the analysis can be reproduced.</w:t>
+        <w:t xml:space="preserve">“From list” reads a plain text file with one full path per line, for example: D:\Cases\2026-EXAMPLE\Source\[001.1] Example Bank Letter.pdf. Paths may be wrapped in quotation marks (as File Explorer’s “Copy as path” produces), and a line copied from several spreadsheet cells is fine: the cell holding an existing file is used. The file can be saved in any common text encoding, so paths with accented characters are read correctly. Blank lines and lines starting with # are ignored, and a file listed twice is added once. Any path that cannot be found is shown by name when the list is loaded and recorded in the session log, together with the list file’s name and MD5, so the selection that went into the analysis can be reproduced.</w:t>
       </w:r>
     </w:p>
     <w:p>

--- a/Application/Documentation/00_Getting_Started.docx
+++ b/Application/Documentation/00_Getting_Started.docx
@@ -83,7 +83,7 @@
           <w:color w:val="5A5A5A"/>
           <w:sz w:val="20"/>
         </w:rPr>
-        <w:t>Document Date: October 9, 2026 · Applies to PDF Forensics Suite v1.0.0, build 2026-10-09</w:t>
+        <w:t>Document Date: October 13, 2026 · Applies to PDF Forensics Suite v1.0.0, build 2026-10-13</w:t>
       </w:r>
     </w:p>
     <w:p>

--- a/Application/Documentation/00_Getting_Started.docx
+++ b/Application/Documentation/00_Getting_Started.docx
@@ -83,7 +83,7 @@
           <w:color w:val="5A5A5A"/>
           <w:sz w:val="20"/>
         </w:rPr>
-        <w:t>Document Date: October 13, 2026 · Applies to PDF Forensics Suite v1.0.0, build 2026-10-13</w:t>
+        <w:t>Document Date: October 14, 2026 · Applies to PDF Forensics Suite v1.0.0, build 2026-10-14</w:t>
       </w:r>
     </w:p>
     <w:p>
@@ -301,6 +301,34 @@
           <w:szCs w:val="22"/>
         </w:rPr>
         <w:t xml:space="preserve">This is the usual way to work through a large volume of PDFs selectively. Run Triage on everything first, review the triage spreadsheet, and copy the Path column for the documents that warrant full analysis into a text file (Notepad is fine). Then load that file with “From list” and run the analysis. Copy the Path column rather than the Filename column, because the list needs the full path to each file. Prior-version rows in the triage spreadsheet carry their parent document’s path, so copying them as well does no harm: the duplicates are ignored.</w:t>
+      </w:r>
+    </w:p>
+    <w:p>
+      <w:pPr>
+        <w:spacing w:after="80" w:before="80"/>
+      </w:pPr>
+      <w:r>
+        <w:rPr>
+          <w:rFonts w:ascii="Arial" w:cs="Arial" w:eastAsia="Arial" w:hAnsi="Arial"/>
+          <w:color w:val="000000"/>
+          <w:sz w:val="22"/>
+          <w:szCs w:val="22"/>
+        </w:rPr>
+        <w:t xml:space="preserve">Encrypted PDFs. If a document is protected by a password, the application tries to open it, in triage as well as analysis. A file that is encrypted only to set permissions opens by itself. For a file that needs a real password, use “Password list…” to select a text file of candidate passwords (ones you already hold), one per line; the application tries each in turn and stops at the first that works, and a password that works is tried first on the files that follow. Nothing is written to the file and the PDF is not modified. The Encrypted Files report lists every encrypted PDF, the password that opened it, or a note that none did. The report contains passwords, so handle it as carefully as the list itself.</w:t>
+      </w:r>
+    </w:p>
+    <w:p>
+      <w:pPr>
+        <w:spacing w:after="80" w:before="80"/>
+      </w:pPr>
+      <w:r>
+        <w:rPr>
+          <w:rFonts w:ascii="Arial" w:cs="Arial" w:eastAsia="Arial" w:hAnsi="Arial"/>
+          <w:color w:val="000000"/>
+          <w:sz w:val="22"/>
+          <w:szCs w:val="22"/>
+        </w:rPr>
+        <w:t xml:space="preserve">You do not have to choose a list before starting. If the run meets password-protected files and no list was supplied, or the list did not open them, the application sets those files aside and, at the end of the run, offers to try a password list on just those files. This keeps a large batch from stopping to wait for you partway through.</w:t>
       </w:r>
     </w:p>
     <w:p>

--- a/Application/Documentation/00_Getting_Started.docx
+++ b/Application/Documentation/00_Getting_Started.docx
@@ -83,7 +83,7 @@
           <w:color w:val="5A5A5A"/>
           <w:sz w:val="20"/>
         </w:rPr>
-        <w:t>Document Date: October 14, 2026 · Applies to PDF Forensics Suite v1.0.0, build 2026-10-14</w:t>
+        <w:t>Document Date: October 15, 2026 · Applies to PDF Forensics Suite v1.0.0, build 2026-10-15</w:t>
       </w:r>
     </w:p>
     <w:p>

--- a/Application/Documentation/00_Getting_Started.docx
+++ b/Application/Documentation/00_Getting_Started.docx
@@ -83,7 +83,7 @@
           <w:color w:val="5A5A5A"/>
           <w:sz w:val="20"/>
         </w:rPr>
-        <w:t>Document Date: October 15, 2026 · Applies to PDF Forensics Suite v1.0.0, build 2026-10-15</w:t>
+        <w:t>Document Date: October 20, 2026 · Applies to PDF Forensics Suite v1.0.0, build 2026-10-20</w:t>
       </w:r>
     </w:p>
     <w:p>
@@ -409,6 +409,20 @@
           <w:sz w:val="22"/>
         </w:rPr>
         <w:t>If you only need a fast overview of a large set of documents rather than a full examination, enable Triage mode, which writes a summary Excel spreadsheet instead of running the complete analysis. The triage spreadsheet has a pdf-triage overview sheet and a pdf-metadata sheet; when a document contains incremental updates, each prior version’s metadata is included as its own row, labelled in a Source column (“Current” or “Prior v1”, “Prior v2”, and so on), so the metadata of earlier saved versions can be compared against the current one without running a full analysis.</w:t>
+      </w:r>
+    </w:p>
+    <w:p>
+      <w:pPr>
+        <w:spacing w:after="80" w:before="80"/>
+      </w:pPr>
+      <w:r>
+        <w:rPr>
+          <w:rFonts w:ascii="Arial" w:cs="Arial" w:eastAsia="Arial" w:hAnsi="Arial"/>
+          <w:color w:val="000000"/>
+          <w:sz w:val="22"/>
+          <w:szCs w:val="22"/>
+        </w:rPr>
+        <w:t xml:space="preserve">Not every %%EOF marker ends a saved version. In a linearized (“fast web view”) PDF the first %%EOF ends a small first-page section near the start of the file, and some markers end bytes that are not a usable PDF on their own. The application checks each one before treating it as a prior version: only genuine, usable earlier versions are listed, extracted and analysed, and the triage spreadsheet’s Prior-Version Check column explains any marker that was not treated as a version.</w:t>
       </w:r>
     </w:p>
     <w:tbl>

--- a/Application/Documentation/00_Getting_Started.docx
+++ b/Application/Documentation/00_Getting_Started.docx
@@ -13,7 +13,7 @@
           <w:color w:val="1B1B1B"/>
           <w:sz w:val="52"/>
         </w:rPr>
-        <w:t>PDF FORENSICS SUITE v1.0.0</w:t>
+        <w:t>PDF FORENSICS SUITE v1.0.1</w:t>
       </w:r>
     </w:p>
     <w:p>
@@ -83,7 +83,7 @@
           <w:color w:val="5A5A5A"/>
           <w:sz w:val="20"/>
         </w:rPr>
-        <w:t>Document Date: October 20, 2026 · Applies to PDF Forensics Suite v1.0.0, build 2026-10-20</w:t>
+        <w:t>Document Date: October 21, 2026 · Applies to PDF Forensics Suite v1.0.1, build 2026-10-21</w:t>
       </w:r>
     </w:p>
     <w:p>

--- a/Application/Documentation/00_Getting_Started.docx
+++ b/Application/Documentation/00_Getting_Started.docx
@@ -13,7 +13,7 @@
           <w:color w:val="1B1B1B"/>
           <w:sz w:val="52"/>
         </w:rPr>
-        <w:t>PDF FORENSICS SUITE v1.0.1</w:t>
+        <w:t>PDF FORENSICS SUITE v1.0.2</w:t>
       </w:r>
     </w:p>
     <w:p>
@@ -83,7 +83,7 @@
           <w:color w:val="5A5A5A"/>
           <w:sz w:val="20"/>
         </w:rPr>
-        <w:t>Document Date: October 21, 2026 · Applies to PDF Forensics Suite v1.0.1, build 2026-10-21</w:t>
+        <w:t>Document Date: October 22, 2026 · Applies to PDF Forensics Suite v1.0.2, build 2026-10-22</w:t>
       </w:r>
     </w:p>
     <w:p>

--- a/Application/Documentation/00_Getting_Started.docx
+++ b/Application/Documentation/00_Getting_Started.docx
@@ -13,7 +13,7 @@
           <w:color w:val="1B1B1B"/>
           <w:sz w:val="52"/>
         </w:rPr>
-        <w:t>PDF FORENSICS SUITE v1.0.2</w:t>
+        <w:t>PDF FORENSICS SUITE v1.0.3</w:t>
       </w:r>
     </w:p>
     <w:p>
@@ -83,7 +83,7 @@
           <w:color w:val="5A5A5A"/>
           <w:sz w:val="20"/>
         </w:rPr>
-        <w:t>Document Date: October 22, 2026 · Applies to PDF Forensics Suite v1.0.2, build 2026-10-22</w:t>
+        <w:t>Document Date: October 22, 2026 · Applies to PDF Forensics Suite v1.0.3, build 2026-10-22b</w:t>
       </w:r>
     </w:p>
     <w:p>

--- a/Application/Documentation/00_Getting_Started.docx
+++ b/Application/Documentation/00_Getting_Started.docx
@@ -13,7 +13,7 @@
           <w:color w:val="1B1B1B"/>
           <w:sz w:val="52"/>
         </w:rPr>
-        <w:t>PDF FORENSICS SUITE v1.0.3</w:t>
+        <w:t>PDF FORENSICS SUITE v1.1.0</w:t>
       </w:r>
     </w:p>
     <w:p>
@@ -83,7 +83,7 @@
           <w:color w:val="5A5A5A"/>
           <w:sz w:val="20"/>
         </w:rPr>
-        <w:t>Document Date: October 22, 2026 · Applies to PDF Forensics Suite v1.0.3, build 2026-10-22b</w:t>
+        <w:t>Document Date: October 22, 2026 · Applies to PDF Forensics Suite v1.1.0, build 2026-10-22c</w:t>
       </w:r>
     </w:p>
     <w:p>

--- a/Application/Documentation/00_Getting_Started.docx
+++ b/Application/Documentation/00_Getting_Started.docx
@@ -13,7 +13,7 @@
           <w:color w:val="1B1B1B"/>
           <w:sz w:val="52"/>
         </w:rPr>
-        <w:t>PDF FORENSICS SUITE v1.1.0</w:t>
+        <w:t>PDF FORENSICS SUITE v1.1.1</w:t>
       </w:r>
     </w:p>
     <w:p>
@@ -83,7 +83,7 @@
           <w:color w:val="5A5A5A"/>
           <w:sz w:val="20"/>
         </w:rPr>
-        <w:t>Document Date: October 22, 2026 · Applies to PDF Forensics Suite v1.1.0, build 2026-10-22c</w:t>
+        <w:t>Document Date: October 22, 2026 · Applies to PDF Forensics Suite v1.1.1, build 2026-10-22d</w:t>
       </w:r>
     </w:p>
     <w:p>

--- a/Application/Documentation/00_Getting_Started.docx
+++ b/Application/Documentation/00_Getting_Started.docx
@@ -13,7 +13,7 @@
           <w:color w:val="1B1B1B"/>
           <w:sz w:val="52"/>
         </w:rPr>
-        <w:t>PDF FORENSICS SUITE v1.1.1</w:t>
+        <w:t>PDF FORENSICS SUITE v1.1.2</w:t>
       </w:r>
     </w:p>
     <w:p>
@@ -83,7 +83,7 @@
           <w:color w:val="5A5A5A"/>
           <w:sz w:val="20"/>
         </w:rPr>
-        <w:t>Document Date: October 22, 2026 · Applies to PDF Forensics Suite v1.1.1, build 2026-10-22d</w:t>
+        <w:t>Document Date: October 22, 2026 · Applies to PDF Forensics Suite v1.1.2, build 2026-10-22e</w:t>
       </w:r>
     </w:p>
     <w:p>

--- a/Application/Documentation/00_Getting_Started.docx
+++ b/Application/Documentation/00_Getting_Started.docx
@@ -13,7 +13,7 @@
           <w:color w:val="1B1B1B"/>
           <w:sz w:val="52"/>
         </w:rPr>
-        <w:t>PDF FORENSICS SUITE v1.1.2</w:t>
+        <w:t>PDF FORENSICS SUITE v1.1.3</w:t>
       </w:r>
     </w:p>
     <w:p>
@@ -83,7 +83,7 @@
           <w:color w:val="5A5A5A"/>
           <w:sz w:val="20"/>
         </w:rPr>
-        <w:t>Document Date: October 22, 2026 · Applies to PDF Forensics Suite v1.1.2, build 2026-10-22e</w:t>
+        <w:t>Document Date: October 22, 2026 · Applies to PDF Forensics Suite v1.1.3, build 2026-10-22f</w:t>
       </w:r>
     </w:p>
     <w:p>

--- a/Application/Documentation/00_Getting_Started.docx
+++ b/Application/Documentation/00_Getting_Started.docx
@@ -13,7 +13,7 @@
           <w:color w:val="1B1B1B"/>
           <w:sz w:val="52"/>
         </w:rPr>
-        <w:t>PDF FORENSICS SUITE v1.1.3</w:t>
+        <w:t>PDF FORENSICS SUITE v1.1.4</w:t>
       </w:r>
     </w:p>
     <w:p>
@@ -83,7 +83,7 @@
           <w:color w:val="5A5A5A"/>
           <w:sz w:val="20"/>
         </w:rPr>
-        <w:t>Document Date: October 22, 2026 · Applies to PDF Forensics Suite v1.1.3, build 2026-10-22f</w:t>
+        <w:t>Document Date: October 22, 2026 · Applies to PDF Forensics Suite v1.1.4, build 2026-10-22g</w:t>
       </w:r>
     </w:p>
     <w:p>
@@ -354,7 +354,7 @@
           <w:color w:val="1B1B1B"/>
           <w:sz w:val="22"/>
         </w:rPr>
-        <w:t>Review the options. “Store extracted images in database” keeps image thumbnails for the reports and graph; “Extract and process prior PDF versions” analyses earlier saved versions when a document contains incremental updates; “Skip PDFs already in the database” avoids re-analysing files on a repeat run.</w:t>
+        <w:t xml:space="preserve">Choose the processing mode under Processing. Triage (the default) is a quick scan to an Excel spreadsheet and writes nothing to the database. Full parsing runs the complete forensic analysis into the case database, and selecting it reveals its options and the database below them. “Store extracted images in database” keeps image thumbnails for the reports and graph; “Extract and process prior PDF versions” analyses earlier saved versions when a document contains incremental updates; “Skip PDFs already in the database” avoids re-analysing files on a repeat run. The Database field sits under these options because only full parsing writes to the database; choose an existing database to append to it, or a new file name to create one. The two modes are separate: full parsing does not write a triage spreadsheet, so if you want one as well, run Triage separately; a note under the two options says what the selected mode produces. Each triage run writes its own spreadsheet, named with the time of that run, so running triage again in the same session keeps the earlier spreadsheet.</w:t>
       </w:r>
     </w:p>
     <w:p>
@@ -381,7 +381,7 @@
           <w:color w:val="1B1B1B"/>
           <w:sz w:val="22"/>
         </w:rPr>
-        <w:t>Click Run analysis. Progress is shown by a progress bar and a status line indicating which file (and page) is being processed, alongside the scrolling processing log.</w:t>
+        <w:t>Click Run analysis (Run triage when Triage is selected). Progress is shown by a progress bar and a status line indicating which file (and page) is being processed, alongside the scrolling processing log.</w:t>
       </w:r>
     </w:p>
     <w:p>
@@ -395,7 +395,7 @@
           <w:sz w:val="22"/>
           <w:szCs w:val="22"/>
         </w:rPr>
-        <w:t xml:space="preserve">When the run finishes, a summary accounts for every file you submitted, for example: “12 submitted: 6 analysed, 6 skipped as identical copies of files already analysed, 0 failed; plus 4 prior versions extracted and analysed.” The counters above the log show the same figures (Processed, Failed, Copies, Images), and the summary is written to the session log. If a file fails, the reason is shown in the log.</w:t>
+        <w:t xml:space="preserve">When the run finishes, a summary accounts for every file you submitted, for example: “12 submitted: 6 analysed, 6 skipped as identical copies of files already analysed, 0 failed; plus 4 prior versions extracted and analysed.” The counters above the log show the same figures (Processed, Prior versions, Failed, Copies, Images): Processed counts only the files you selected, and Prior versions the earlier versions recovered from them, and the summary is written to the session log. If a file fails, the reason is shown in the log.</w:t>
       </w:r>
     </w:p>
     <w:p>
@@ -408,7 +408,7 @@
           <w:color w:val="1B1B1B"/>
           <w:sz w:val="22"/>
         </w:rPr>
-        <w:t>If you only need a fast overview of a large set of documents rather than a full examination, enable Triage mode, which writes a summary Excel spreadsheet instead of running the complete analysis. The triage spreadsheet has a pdf-triage overview sheet and a pdf-metadata sheet; when a document contains incremental updates, each prior version’s metadata is included as its own row, labelled in a Source column (“Current” or “Prior v1”, “Prior v2”, and so on), so the metadata of earlier saved versions can be compared against the current one without running a full analysis.</w:t>
+        <w:t>If you only need a fast overview of a large set of documents rather than a full examination, choose Triage under Processing, which writes a summary Excel spreadsheet instead of running the complete analysis. The triage spreadsheet has a pdf-triage overview sheet and a pdf-metadata sheet; when a document contains incremental updates, each prior version’s metadata is included as its own row, labelled in a Source column (“Current” or “Prior v1”, “Prior v2”, and so on), so the metadata of earlier saved versions can be compared against the current one without running a full analysis.</w:t>
       </w:r>
     </w:p>
     <w:p>
